--- a/ru/wisdom-stories/former-minister-at-the-seminar.docx
+++ b/ru/wisdom-stories/former-minister-at-the-seminar.docx
@@ -4,148 +4,75 @@
   <w:body>
     <w:p>
       <w:pPr>
-        <w:spacing w:before="0" w:after="60"/>
-        <w:jc w:val="left"/>
+        <w:pStyle w:val="Title"/>
       </w:pPr>
       <w:r>
-        <w:rPr>
-          <w:rFonts w:ascii="Arial" w:hAnsi="Arial" w:eastAsia="Arial"/>
-          <w:i w:val="0"/>
-          <w:color w:val="000000"/>
-          <w:sz w:val="52"/>
-        </w:rPr>
         <w:t>Бывший министр на семинаре</w:t>
       </w:r>
     </w:p>
     <w:p>
-      <w:pPr>
-        <w:jc w:val="left"/>
-      </w:pPr>
+      <w:pPr/>
       <w:r>
-        <w:rPr>
-          <w:rFonts w:ascii="Arial" w:hAnsi="Arial" w:eastAsia="Arial"/>
-          <w:i w:val="0"/>
-          <w:color w:val="000000"/>
-          <w:sz w:val="22"/>
-        </w:rPr>
         <w:t>Бывшего министра пригласили на семинар. Когда подошла его очередь, он встал на трибуну с пластиковым стаканчиком в руке и начал говорить. Но было ясно, что его мысли были где-то в другом месте. Внезапно он поднял стаканчик, посмотрел на него и глубоко вздохнул. Он повернулся к залу и сказал:</w:t>
       </w:r>
     </w:p>
     <w:p>
-      <w:pPr>
-        <w:jc w:val="left"/>
-      </w:pPr>
+      <w:pPr/>
       <w:r>
-        <w:rPr>
-          <w:rFonts w:ascii="Arial" w:hAnsi="Arial" w:eastAsia="Arial"/>
-          <w:i w:val="0"/>
-          <w:color w:val="000000"/>
-          <w:sz w:val="22"/>
-        </w:rPr>
         <w:t>— Знаете, о чём я думаю? В прошлом году я выступал на этой же трибуне. Единственная разница заключалась в том, что тогда я был министром. Когда я приехал сюда, у меня был билет бизнес-класса, в аэропорту меня ждали лимузин и машины сопровождения. Меня отвезли в отель. Я отдохнул в роскошном номере, а на следующий день приехал сюда на том же лимузине. Была организована особая встреча. Пока я ждал своей речи, мне предложили кофе в дорогой фарфоровой чашке. Затем меня посадили на специально отведённое место. Но сегодня я говорю с вами не как министр. Я прилетел сюда вчера по билету, купленному на свои деньги.</w:t>
       </w:r>
     </w:p>
     <w:p>
-      <w:pPr>
-        <w:jc w:val="left"/>
-      </w:pPr>
+      <w:pPr/>
       <w:r>
-        <w:rPr>
-          <w:rFonts w:ascii="Arial" w:hAnsi="Arial" w:eastAsia="Arial"/>
-          <w:i w:val="0"/>
-          <w:color w:val="000000"/>
-          <w:sz w:val="22"/>
-        </w:rPr>
         <w:t>В аэропорту меня никто не встречал. Я взял такси до отеля, и никто не проводил меня до номера. Когда я пришел сюда сегодня утром, они проверили мой документ по списку и впустили меня. Затем я сел на первое попавшееся место в холле. Мне захотелось кофе, поэтому мне показали кофемашину в коридоре. Я вышел и наполнил этот пластиковый стаканчик, который вы видите здесь.</w:t>
       </w:r>
     </w:p>
     <w:p>
-      <w:pPr>
-        <w:jc w:val="left"/>
-      </w:pPr>
+      <w:pPr/>
       <w:r>
-        <w:rPr>
-          <w:rFonts w:ascii="Arial" w:hAnsi="Arial" w:eastAsia="Arial"/>
-          <w:i w:val="0"/>
-          <w:color w:val="000000"/>
-          <w:sz w:val="22"/>
-        </w:rPr>
-        <w:t>Участники семинара уже начали смеяться. Бывший министр продолжил: «Я думаю, что прошлогодний кофе в дорогом стаканчике был не для меня, а для моей должности». Зал взорвался аплодисментами. Как только аплодисменты стихли, он сказал:</w:t>
+        <w:t>В зале засмеялись. Бывший министр продолжил: «Теперь я понимаю: прошлогодняя фарфоровая чашка предназначалась не мне, а моей должности». Зал зааплодировал. Когда аплодисменты стихли, он добавил:</w:t>
       </w:r>
     </w:p>
     <w:p>
       <w:pPr>
-        <w:jc w:val="left"/>
+        <w:keepNext/>
       </w:pPr>
       <w:r>
-        <w:rPr>
-          <w:rFonts w:ascii="Arial" w:hAnsi="Arial" w:eastAsia="Arial"/>
-          <w:i w:val="0"/>
-          <w:color w:val="000000"/>
-          <w:sz w:val="22"/>
-        </w:rPr>
-        <w:t>— Я хочу поделиться с вами важным уроком, который я усвоил: вся похвала, все оказанные услуги предназначены только для вашего ранга, роли или должности. Ничто из этого не принадлежит вам. Вместо дорогого стаканчика, которым вы пользовались, будучи на посту, когда вы покинете свой пост, вам дадут пластиковый стаканчик — то есть то, чего вы заслуживаете.</w:t>
+        <w:t>— Вот какой урок я усвоил: почести, особое обращение и привилегии часто принадлежат должности. Не присваивайте их себе. Покинув пост, вы смените фарфоровую чашку на обычный пластиковый стаканчик.</w:t>
       </w:r>
     </w:p>
     <w:p>
       <w:pPr>
-        <w:pStyle w:val="Moral"/>
         <w:keepNext/>
         <w:keepLines/>
-        <w:widowControl/>
-        <w:spacing w:before="240" w:after="180" w:line="283" w:lineRule="auto"/>
-        <w:ind w:left="240" w:right="240"/>
-        <w:jc w:val="left"/>
-        <w:pBdr>
-          <w:top w:val="single" w:sz="8" w:space="7" w:color="E8D59A"/>
-          <w:left w:val="single" w:sz="32" w:space="11" w:color="C6A23A"/>
-          <w:bottom w:val="single" w:sz="8" w:space="7" w:color="E8D59A"/>
-          <w:right w:val="single" w:sz="8" w:space="11" w:color="E8D59A"/>
-        </w:pBdr>
-        <w:shd w:val="clear" w:color="auto" w:fill="FFF8E1"/>
+        <w:spacing w:before="160"/>
       </w:pPr>
       <w:r>
         <w:rPr>
-          <w:rFonts w:ascii="Arial" w:hAnsi="Arial" w:eastAsia="Arial" w:cs="Arial"/>
           <w:b/>
-          <w:i w:val="0"/>
-          <w:color w:val="9A7417"/>
-          <w:sz w:val="22"/>
         </w:rPr>
-        <w:t xml:space="preserve">Мораль: </w:t>
+        <w:t>Мораль:</w:t>
       </w:r>
       <w:r>
-        <w:rPr>
-          <w:rFonts w:ascii="Arial" w:hAnsi="Arial" w:eastAsia="Arial" w:cs="Arial"/>
-          <w:b w:val="0"/>
-          <w:i w:val="0"/>
-          <w:color w:val="3F3826"/>
-          <w:sz w:val="22"/>
-        </w:rPr>
-        <w:t>Уважение, оказываемое вам, часто связано с вашей должностью, а не с вами самими. Поэтому не стоит хвастаться своей должностью — ваша истинная ценность проявится, когда вы уйдете.</w:t>
+        <w:t xml:space="preserve"> Уважение, оказываемое вам, часто связано с вашей должностью, а не с вами самими. Поэтому не стоит хвастаться своей должностью — ваша истинная ценность проявится, когда вы уйдете.</w:t>
       </w:r>
     </w:p>
     <w:p>
       <w:pPr>
-        <w:keepLines/>
-        <w:widowControl/>
-        <w:spacing w:before="60" w:after="0" w:line="240" w:lineRule="auto"/>
-        <w:jc w:val="right"/>
+        <w:spacing w:after="80"/>
       </w:pPr>
       <w:r>
         <w:rPr>
-          <w:rFonts w:ascii="Arial" w:hAnsi="Arial" w:eastAsia="Arial" w:cs="Arial"/>
-          <w:b w:val="0"/>
           <w:i/>
-          <w:color w:val="8A7950"/>
-          <w:sz w:val="17"/>
+          <w:sz w:val="18"/>
         </w:rPr>
         <w:t>«История взята из открытых источников Интернета.»</w:t>
       </w:r>
     </w:p>
     <w:sectPr>
-      <w:pgSz w:w="12240" w:h="15840"/>
-      <w:pgMar w:top="1440" w:right="1440" w:bottom="1440" w:left="1440" w:header="708" w:footer="708" w:gutter="0"/>
+      <w:pgSz w:w="11909" w:h="16834"/>
+      <w:pgMar w:top="1152" w:right="1224" w:bottom="1152" w:left="1224" w:header="720" w:footer="720" w:gutter="0"/>
       <w:cols w:space="720"/>
       <w:docGrid w:linePitch="360"/>
     </w:sectPr>
@@ -517,12 +444,14 @@
     <w:qFormat/>
     <w:rsid w:val="00FC693F"/>
     <w:pPr>
-      <w:spacing w:before="0" w:after="160" w:line="276" w:lineRule="auto"/>
+      <w:widowControl/>
+      <w:spacing w:after="120" w:line="269" w:lineRule="auto"/>
     </w:pPr>
     <w:rPr>
-      <w:rFonts w:ascii="Arial" w:hAnsi="Arial" w:eastAsia="Arial"/>
+      <w:rFonts w:ascii="Arial" w:hAnsi="Arial"/>
       <w:color w:val="000000"/>
       <w:sz w:val="22"/>
+      <w:lang w:val="ru-RU"/>
     </w:rPr>
   </w:style>
   <w:style w:type="paragraph" w:styleId="Header">
@@ -866,18 +795,20 @@
     <w:qFormat/>
     <w:rsid w:val="00FC693F"/>
     <w:pPr>
+      <w:keepNext/>
       <w:pBdr>
         <w:bottom w:val="single" w:sz="8" w:space="4" w:color="4F81BD" w:themeColor="accent1"/>
       </w:pBdr>
-      <w:spacing w:after="300" w:line="240" w:lineRule="auto"/>
+      <w:spacing w:after="280" w:line="240" w:lineRule="auto"/>
       <w:contextualSpacing/>
     </w:pPr>
     <w:rPr>
-      <w:rFonts w:asciiTheme="majorHAnsi" w:eastAsiaTheme="majorEastAsia" w:hAnsiTheme="majorHAnsi" w:cstheme="majorBidi"/>
-      <w:color w:val="17365D" w:themeColor="text2" w:themeShade="BF"/>
+      <w:rFonts w:asciiTheme="majorHAnsi" w:eastAsiaTheme="majorEastAsia" w:hAnsiTheme="majorHAnsi" w:cstheme="majorBidi" w:ascii="Arial" w:hAnsi="Arial"/>
+      <w:b/>
+      <w:color w:val="000000"/>
       <w:spacing w:val="5"/>
       <w:kern w:val="28"/>
-      <w:sz w:val="52"/>
+      <w:sz w:val="34"/>
       <w:szCs w:val="52"/>
     </w:rPr>
   </w:style>
@@ -12206,18 +12137,6 @@
         <w:shd w:val="clear" w:color="auto" w:fill="FBCAA2" w:themeFill="accent6" w:themeFillTint="7F"/>
       </w:tcPr>
     </w:tblStylePr>
-  </w:style>
-  <w:style w:type="paragraph" w:customStyle="1" w:styleId="Moral">
-    <w:name w:val="Moral"/>
-    <w:basedOn w:val="Normal"/>
-    <w:pPr>
-      <w:spacing w:before="160" w:after="0" w:line="276" w:lineRule="auto"/>
-    </w:pPr>
-    <w:rPr>
-      <w:rFonts w:ascii="Arial" w:hAnsi="Arial" w:eastAsia="Arial"/>
-      <w:i/>
-      <w:sz w:val="22"/>
-    </w:rPr>
   </w:style>
 </w:styles>
 </file>

--- a/ru/wisdom-stories/former-minister-at-the-seminar.docx
+++ b/ru/wisdom-stories/former-minister-at-the-seminar.docx
@@ -25,13 +25,13 @@
     <w:p>
       <w:pPr/>
       <w:r>
-        <w:t>В аэропорту меня никто не встречал. Я взял такси до отеля, и никто не проводил меня до номера. Когда я пришел сюда сегодня утром, они проверили мой документ по списку и впустили меня. Затем я сел на первое попавшееся место в холле. Мне захотелось кофе, поэтому мне показали кофемашину в коридоре. Я вышел и наполнил этот пластиковый стаканчик, который вы видите здесь.</w:t>
+        <w:t>В аэропорту меня никто не встречал. Я взял такси до отеля, и никто не проводил меня до номера. Когда я пришел сюда сегодня утром, они проверили мой документ по списку и впустили меня. Затем я сел на первое попавшееся место в зале. Мне захотелось кофе, поэтому мне показали кофемашину в коридоре. Я вышел и наполнил этот пластиковый стаканчик, который вы видите здесь.</w:t>
       </w:r>
     </w:p>
     <w:p>
       <w:pPr/>
       <w:r>
-        <w:t>В зале засмеялись. Бывший министр продолжил: «Теперь я понимаю: прошлогодняя фарфоровая чашка предназначалась не мне, а моей должности». Зал зааплодировал. Когда аплодисменты стихли, он добавил:</w:t>
+        <w:t>В зале засмеялись. Бывший министр продолжил: «Значит, прошлогодняя фарфоровая чашка предназначалась не мне, а моей должности». Зал зааплодировал. Когда аплодисменты стихли, он добавил:</w:t>
       </w:r>
     </w:p>
     <w:p>
@@ -39,7 +39,7 @@
         <w:keepNext/>
       </w:pPr>
       <w:r>
-        <w:t>— Вот какой урок я усвоил: почести, особое обращение и привилегии часто принадлежат должности. Не присваивайте их себе. Покинув пост, вы смените фарфоровую чашку на обычный пластиковый стаканчик.</w:t>
+        <w:t>— Вот какой урок я усвоил: все похвалы и оказанные услуги предназначены только вашему званию, вашей роли или вашей должности. Ничто из этого вам не принадлежит. Покинув должность, вместо дорогой чашки вам дадут пластиковый стакан — то есть то, чего вы действительно достойны.</w:t>
       </w:r>
     </w:p>
     <w:p>
@@ -52,11 +52,9 @@
         <w:rPr>
           <w:b/>
         </w:rPr>
-        <w:t>Мораль:</w:t>
+        <w:t>Мораль: Уважение, оказываемое вам, часто связано с вашей должностью, а не с вами самими. Поэтому не стоит хвастаться своей должностью — ваша истинная ценность проявится, когда вы уйдете.</w:t>
       </w:r>
-      <w:r>
-        <w:t xml:space="preserve"> Уважение, оказываемое вам, часто связано с вашей должностью, а не с вами самими. Поэтому не стоит хвастаться своей должностью — ваша истинная ценность проявится, когда вы уйдете.</w:t>
-      </w:r>
+      <w:r/>
     </w:p>
     <w:p>
       <w:pPr>
@@ -67,7 +65,7 @@
           <w:i/>
           <w:sz w:val="18"/>
         </w:rPr>
-        <w:t>«История взята из открытых источников Интернета.»</w:t>
+        <w:t>Рассказы взяты из открытых интернет-источников, а иллюстрации созданы с помощью ИИ.</w:t>
       </w:r>
     </w:p>
     <w:sectPr>
